--- a/packages/xray/test/fixtures/classic.docx
+++ b/packages/xray/test/fixtures/classic.docx
@@ -417,7 +417,7 @@
           <w:sz w:val="21"/>
           <w:szCs w:val="21"/>
         </w:rPr>
-        <w:t xml:space="preserve">Designed rewards and reminders that lifted repeat bookings by about a third in a year.</w:t>
+        <w:t xml:space="preserve">Designed rewards and reminders that lifted repeat bookings by about a third in a year, with no new discount codes.</w:t>
       </w:r>
     </w:p>
     <w:p>
